--- a/downloads/handouts/Unit 01/Handout 01.06 - Measuring Practice and Equivalents.docx
+++ b/downloads/handouts/Unit 01/Handout 01.06 - Measuring Practice and Equivalents.docx
@@ -1463,13 +1463,17 @@
       </w:r>
     </w:p>
     <w:p>
-      <w:r>
-        <w:br w:type="page"/>
-      </w:r>
-    </w:p>
-    <w:p>
-      <w:r>
-        <w:br w:type="page"/>
+      <w:pPr>
+        <w:pStyle w:val="BodyText"/>
+      </w:pPr>
+      <w:r>
+        <w:t xml:space="preserve">______________________________________________________________</w:t>
+      </w:r>
+      <w:r>
+        <w:t xml:space="preserve"> </w:t>
+      </w:r>
+      <w:r>
+        <w:t xml:space="preserve">______________________________________________________________</w:t>
       </w:r>
     </w:p>
     <w:p>

--- a/downloads/handouts/Unit 01/Handout 01.06 - Measuring Practice and Equivalents.docx
+++ b/downloads/handouts/Unit 01/Handout 01.06 - Measuring Practice and Equivalents.docx
@@ -146,7 +146,7 @@
               <w:jc w:val="left"/>
             </w:pPr>
             <w:r>
-              <w:t xml:space="preserve">Pour it in on the counter. Read the line at ______ ______.</w:t>
+              <w:t xml:space="preserve">Set the cup on the counter. Pour it in. Read the line at ______ ______.</w:t>
             </w:r>
           </w:p>
         </w:tc>
@@ -1115,7 +1115,7 @@
         <w:pStyle w:val="Compact"/>
       </w:pPr>
       <w:r>
-        <w:t xml:space="preserve">Halve it: the recipe says 3 Tbsp sugar. Halved = ______ Tbsp (which spoons would you use? ______)</w:t>
+        <w:t xml:space="preserve">Halve it: the recipe says 3 Tbsp sugar. (a) Halved = ______ Tbsp (b) Which spoons would you use? ______</w:t>
       </w:r>
     </w:p>
     <w:p>
@@ -1135,7 +1135,31 @@
         <w:pStyle w:val="FirstParagraph"/>
       </w:pPr>
       <w:r>
-        <w:t xml:space="preserve">Grade 8 stretch: 7. Halve 1 1/2 tsp of salt. ______ tsp. 8. A recipe for 4 needs 2/3 c of milk. Scale it to 6 people. ______ c</w:t>
+        <w:t xml:space="preserve">Grade 8 stretch:</w:t>
+      </w:r>
+    </w:p>
+    <w:p>
+      <w:pPr>
+        <w:numPr>
+          <w:ilvl w:val="0"/>
+          <w:numId w:val="1003"/>
+        </w:numPr>
+        <w:pStyle w:val="Compact"/>
+      </w:pPr>
+      <w:r>
+        <w:t xml:space="preserve">Halve 1 1/2 tsp of salt. ______ tsp</w:t>
+      </w:r>
+    </w:p>
+    <w:p>
+      <w:pPr>
+        <w:numPr>
+          <w:ilvl w:val="0"/>
+          <w:numId w:val="1003"/>
+        </w:numPr>
+        <w:pStyle w:val="Compact"/>
+      </w:pPr>
+      <w:r>
+        <w:t xml:space="preserve">A recipe for 4 needs 2/3 c of milk. Scale it to 6 people. ______ c</w:t>
       </w:r>
     </w:p>
     <w:p>
@@ -1467,13 +1491,15 @@
         <w:pStyle w:val="BodyText"/>
       </w:pPr>
       <w:r>
-        <w:t xml:space="preserve">______________________________________________________________</w:t>
-      </w:r>
-      <w:r>
-        <w:t xml:space="preserve"> </w:t>
-      </w:r>
-      <w:r>
-        <w:t xml:space="preserve">______________________________________________________________</w:t>
+        <w:t xml:space="preserve">Line 1: ______________________________________________________________</w:t>
+      </w:r>
+    </w:p>
+    <w:p>
+      <w:pPr>
+        <w:pStyle w:val="BodyText"/>
+      </w:pPr>
+      <w:r>
+        <w:t xml:space="preserve">Line 2: ______________________________________________________________</w:t>
       </w:r>
     </w:p>
     <w:p>
@@ -1881,6 +1907,118 @@
       </w:pPr>
     </w:lvl>
   </w:abstractNum>
+  <w:abstractNum w:abstractNumId="99417">
+    <w:nsid w:val="47261bad"/>
+    <w:multiLevelType w:val="multilevel"/>
+    <w:lvl w:ilvl="0">
+      <w:start w:val="7"/>
+      <w:numFmt w:val="decimal"/>
+      <w:lvlText w:val="%1."/>
+      <w:lvlJc w:val="left"/>
+      <w:pPr>
+        <w:tabs>
+          <w:tab w:val="num" w:pos="0"/>
+        </w:tabs>
+        <w:ind w:left="480" w:hanging="480"/>
+      </w:pPr>
+    </w:lvl>
+    <w:lvl w:ilvl="1">
+      <w:start w:val="7"/>
+      <w:numFmt w:val="decimal"/>
+      <w:lvlText w:val="%2."/>
+      <w:lvlJc w:val="left"/>
+      <w:pPr>
+        <w:tabs>
+          <w:tab w:val="num" w:pos="720"/>
+        </w:tabs>
+        <w:ind w:left="1200" w:hanging="480"/>
+      </w:pPr>
+    </w:lvl>
+    <w:lvl w:ilvl="2">
+      <w:start w:val="7"/>
+      <w:numFmt w:val="decimal"/>
+      <w:lvlText w:val="%3."/>
+      <w:lvlJc w:val="left"/>
+      <w:pPr>
+        <w:tabs>
+          <w:tab w:val="num" w:pos="1440"/>
+        </w:tabs>
+        <w:ind w:left="1920" w:hanging="480"/>
+      </w:pPr>
+    </w:lvl>
+    <w:lvl w:ilvl="3">
+      <w:start w:val="7"/>
+      <w:numFmt w:val="decimal"/>
+      <w:lvlText w:val="%4."/>
+      <w:lvlJc w:val="left"/>
+      <w:pPr>
+        <w:tabs>
+          <w:tab w:val="num" w:pos="2160"/>
+        </w:tabs>
+        <w:ind w:left="2640" w:hanging="480"/>
+      </w:pPr>
+    </w:lvl>
+    <w:lvl w:ilvl="4">
+      <w:start w:val="7"/>
+      <w:numFmt w:val="decimal"/>
+      <w:lvlText w:val="%5."/>
+      <w:lvlJc w:val="left"/>
+      <w:pPr>
+        <w:tabs>
+          <w:tab w:val="num" w:pos="2880"/>
+        </w:tabs>
+        <w:ind w:left="3360" w:hanging="480"/>
+      </w:pPr>
+    </w:lvl>
+    <w:lvl w:ilvl="5">
+      <w:start w:val="7"/>
+      <w:numFmt w:val="decimal"/>
+      <w:lvlText w:val="%6."/>
+      <w:lvlJc w:val="left"/>
+      <w:pPr>
+        <w:tabs>
+          <w:tab w:val="num" w:pos="3600"/>
+        </w:tabs>
+        <w:ind w:left="4080" w:hanging="480"/>
+      </w:pPr>
+    </w:lvl>
+    <w:lvl w:ilvl="6">
+      <w:start w:val="7"/>
+      <w:numFmt w:val="decimal"/>
+      <w:lvlText w:val="%7."/>
+      <w:lvlJc w:val="left"/>
+      <w:pPr>
+        <w:tabs>
+          <w:tab w:val="num" w:pos="4320"/>
+        </w:tabs>
+        <w:ind w:left="4800" w:hanging="480"/>
+      </w:pPr>
+    </w:lvl>
+    <w:lvl w:ilvl="7">
+      <w:start w:val="7"/>
+      <w:numFmt w:val="decimal"/>
+      <w:lvlText w:val="%8."/>
+      <w:lvlJc w:val="left"/>
+      <w:pPr>
+        <w:tabs>
+          <w:tab w:val="num" w:pos="5040"/>
+        </w:tabs>
+        <w:ind w:left="5520" w:hanging="480"/>
+      </w:pPr>
+    </w:lvl>
+    <w:lvl w:ilvl="8">
+      <w:start w:val="7"/>
+      <w:numFmt w:val="decimal"/>
+      <w:lvlText w:val="%9."/>
+      <w:lvlJc w:val="left"/>
+      <w:pPr>
+        <w:tabs>
+          <w:tab w:val="num" w:pos="5760"/>
+        </w:tabs>
+        <w:ind w:left="6240" w:hanging="480"/>
+      </w:pPr>
+    </w:lvl>
+  </w:abstractNum>
   <w:num w:numId="1000">
     <w:abstractNumId w:val="990"/>
   </w:num>
@@ -1915,6 +2053,36 @@
     </w:lvlOverride>
     <w:lvlOverride w:ilvl="8">
       <w:startOverride w:val="1"/>
+    </w:lvlOverride>
+  </w:num>
+  <w:num w:numId="1003">
+    <w:abstractNumId w:val="99417"/>
+    <w:lvlOverride w:ilvl="0">
+      <w:startOverride w:val="7"/>
+    </w:lvlOverride>
+    <w:lvlOverride w:ilvl="1">
+      <w:startOverride w:val="7"/>
+    </w:lvlOverride>
+    <w:lvlOverride w:ilvl="2">
+      <w:startOverride w:val="7"/>
+    </w:lvlOverride>
+    <w:lvlOverride w:ilvl="3">
+      <w:startOverride w:val="7"/>
+    </w:lvlOverride>
+    <w:lvlOverride w:ilvl="4">
+      <w:startOverride w:val="7"/>
+    </w:lvlOverride>
+    <w:lvlOverride w:ilvl="5">
+      <w:startOverride w:val="7"/>
+    </w:lvlOverride>
+    <w:lvlOverride w:ilvl="6">
+      <w:startOverride w:val="7"/>
+    </w:lvlOverride>
+    <w:lvlOverride w:ilvl="7">
+      <w:startOverride w:val="7"/>
+    </w:lvlOverride>
+    <w:lvlOverride w:ilvl="8">
+      <w:startOverride w:val="7"/>
     </w:lvlOverride>
   </w:num>
 </w:numbering>
